--- a/prompt-templates/Prompt_Template_Product_Teardown.docx
+++ b/prompt-templates/Prompt_Template_Product_Teardown.docx
@@ -11,21 +11,22 @@
       </w:r>
     </w:p>
     <w:p>
+      <w:pPr>
+        <w:spacing w:after="240"/>
+      </w:pPr>
       <w:r>
         <w:rPr>
           <w:b/>
           <w:bCs/>
-          <w:color w:val="2E75B6"/>
+          <w:i/>
+          <w:iCs/>
+          <w:sz w:val="22"/>
+          <w:szCs w:val="22"/>
         </w:rPr>
         <w:t xml:space="preserve">Variable to replace throughout: [PRODUCT NAME] — replace every instance of [PRODUCT NAME] with your target product</w:t>
       </w:r>
     </w:p>
     <w:p>
-      <w:r>
-        <w:t xml:space="preserve"/>
-      </w:r>
-    </w:p>
-    <w:p>
       <w:pPr>
         <w:pStyle w:val="Heading2"/>
       </w:pPr>
@@ -34,30 +35,107 @@
       </w:r>
     </w:p>
     <w:p>
+      <w:pPr>
+        <w:spacing w:after="120"/>
+      </w:pPr>
       <w:r>
         <w:rPr>
           <w:i/>
           <w:iCs/>
-          <w:color w:val="666666"/>
         </w:rPr>
         <w:t xml:space="preserve">Run these together as your first query.</w:t>
       </w:r>
     </w:p>
     <w:p>
-      <w:r>
-        <w:t xml:space="preserve">You are a senior product strategist preparing a product teardown of [PRODUCT NAME] for a PM interview. Your goal is NOT to describe what the product does — the interviewer already knows that. Your goal is to surface the why behind product decisions: what forced changes, what was deprioritized, what the metrics reveal about actual values, and what quiet failures tell you about strategic limits.
-Be specific. When you don't have a direct source, reason from observable signals. Label inferences as [INFERRED] and documented claims as [DOCUMENTED].
-Now run Prompt 2:
-Research the evolution of [PRODUCT NAME]. Identify 4-7 major inflection points — moments when the product strategy materially changed. For each:
-1. What changed and when.
-2. What forced the change — competitive pressure, metric failure, regulatory event, or leadership decision.
-3. What was deprioritized or abandoned to enable this change.
-4. What this reveals about the team's actual priorities vs stated ones.</w:t>
-      </w:r>
-    </w:p>
-    <w:p>
-      <w:r>
-        <w:t xml:space="preserve"/>
+      <w:pPr>
+        <w:spacing w:after="120"/>
+      </w:pPr>
+      <w:r>
+        <w:t xml:space="preserve">You are a senior product strategist preparing a product teardown of [PRODUCT NAME] for a PM interview. Your goal is NOT to describe what the product does — the interviewer already knows that. Your goal is to surface the why behind product decisions: what forced changes, what was deprioritized, what the metrics reveal about actual values, and what quiet failures tell you about strategic limits.</w:t>
+      </w:r>
+    </w:p>
+    <w:p>
+      <w:pPr>
+        <w:spacing w:after="120"/>
+      </w:pPr>
+      <w:r>
+        <w:t xml:space="preserve">Be specific. When you don’t have a direct source, reason from observable signals. Label inferences as [INFERRED] and documented claims as [DOCUMENTED].</w:t>
+      </w:r>
+    </w:p>
+    <w:p>
+      <w:pPr>
+        <w:spacing w:after="120"/>
+      </w:pPr>
+      <w:r>
+        <w:t xml:space="preserve">Now run Prompt 2:</w:t>
+      </w:r>
+    </w:p>
+    <w:p>
+      <w:pPr>
+        <w:spacing w:after="60"/>
+      </w:pPr>
+      <w:r>
+        <w:t xml:space="preserve">Research the evolution of [PRODUCT NAME]. Identify 4-7 major inflection points — moments when the product strategy materially changed. For each:</w:t>
+      </w:r>
+    </w:p>
+    <w:p>
+      <w:pPr>
+        <w:pStyle w:val="ListParagraph"/>
+        <w:numPr>
+          <w:ilvl w:val="0"/>
+          <w:numId w:val="2"/>
+        </w:numPr>
+        <w:spacing w:after="60"/>
+      </w:pPr>
+      <w:r>
+        <w:t xml:space="preserve">What changed and when.</w:t>
+      </w:r>
+    </w:p>
+    <w:p>
+      <w:pPr>
+        <w:pStyle w:val="ListParagraph"/>
+        <w:numPr>
+          <w:ilvl w:val="0"/>
+          <w:numId w:val="2"/>
+        </w:numPr>
+        <w:spacing w:after="60"/>
+      </w:pPr>
+      <w:r>
+        <w:t xml:space="preserve">What forced the change — competitive pressure, metric failure, regulatory event, user mindset or behavior shift, or leadership decision.</w:t>
+      </w:r>
+    </w:p>
+    <w:p>
+      <w:pPr>
+        <w:pStyle w:val="ListParagraph"/>
+        <w:numPr>
+          <w:ilvl w:val="0"/>
+          <w:numId w:val="2"/>
+        </w:numPr>
+        <w:spacing w:after="60"/>
+      </w:pPr>
+      <w:r>
+        <w:t xml:space="preserve">What was deprioritized or abandoned to enable this change.</w:t>
+      </w:r>
+    </w:p>
+    <w:p>
+      <w:pPr>
+        <w:pStyle w:val="ListParagraph"/>
+        <w:numPr>
+          <w:ilvl w:val="0"/>
+          <w:numId w:val="2"/>
+        </w:numPr>
+        <w:spacing w:after="60"/>
+      </w:pPr>
+      <w:r>
+        <w:t xml:space="preserve">What this reveals about the team’s actual priorities vs stated ones.</w:t>
+      </w:r>
+    </w:p>
+    <w:p>
+      <w:pPr>
+        <w:spacing w:after="240"/>
+      </w:pPr>
+      <w:r>
+        <w:t xml:space="preserve">Label as [DOCUMENTED] or [INFERRED].</w:t>
       </w:r>
     </w:p>
     <w:p>
@@ -65,22 +143,75 @@
         <w:pStyle w:val="Heading2"/>
       </w:pPr>
       <w:r>
-        <w:t xml:space="preserve">Prompt 3 — Tradeoffs</w:t>
-      </w:r>
-    </w:p>
-    <w:p>
-      <w:r>
-        <w:t xml:space="preserve">Research 3-5 major product tradeoffs made in the history of [PRODUCT NAME]. For each tradeoff:
-1. The decision that was made.
-2. The road not taken — what was the real alternative?
-3. The reasoning at the time — what evidence or belief drove the choice?
-4. What the outcome reveals — did the tradeoff pay off, and what does it say about the team's values?
-Label as [DOCUMENTED] or [INFERRED].</w:t>
-      </w:r>
-    </w:p>
-    <w:p>
-      <w:r>
-        <w:t xml:space="preserve"/>
+        <w:t xml:space="preserve">Prompt 3 — User Segments</w:t>
+      </w:r>
+    </w:p>
+    <w:p>
+      <w:pPr>
+        <w:spacing w:after="60"/>
+      </w:pPr>
+      <w:r>
+        <w:t xml:space="preserve">Research the user segments of [PRODUCT NAME]. Answer:</w:t>
+      </w:r>
+    </w:p>
+    <w:p>
+      <w:pPr>
+        <w:pStyle w:val="ListParagraph"/>
+        <w:numPr>
+          <w:ilvl w:val="0"/>
+          <w:numId w:val="2"/>
+        </w:numPr>
+        <w:spacing w:after="60"/>
+      </w:pPr>
+      <w:r>
+        <w:t xml:space="preserve">Who the distinct user segments are — defined not by demographics but by job-to-be-done, context of use, or relationship with the core problem.</w:t>
+      </w:r>
+    </w:p>
+    <w:p>
+      <w:pPr>
+        <w:pStyle w:val="ListParagraph"/>
+        <w:numPr>
+          <w:ilvl w:val="0"/>
+          <w:numId w:val="2"/>
+        </w:numPr>
+        <w:spacing w:after="60"/>
+      </w:pPr>
+      <w:r>
+        <w:t xml:space="preserve">How behavior differs meaningfully across segments — what each segment optimizes for, where they struggle, and what they’ve adapted to.</w:t>
+      </w:r>
+    </w:p>
+    <w:p>
+      <w:pPr>
+        <w:pStyle w:val="ListParagraph"/>
+        <w:numPr>
+          <w:ilvl w:val="0"/>
+          <w:numId w:val="2"/>
+        </w:numPr>
+        <w:spacing w:after="60"/>
+      </w:pPr>
+      <w:r>
+        <w:t xml:space="preserve">Which segment most shaped the product’s core decisions — and which segment is most underserved as a result.</w:t>
+      </w:r>
+    </w:p>
+    <w:p>
+      <w:pPr>
+        <w:pStyle w:val="ListParagraph"/>
+        <w:numPr>
+          <w:ilvl w:val="0"/>
+          <w:numId w:val="2"/>
+        </w:numPr>
+        <w:spacing w:after="60"/>
+      </w:pPr>
+      <w:r>
+        <w:t xml:space="preserve">Where segment needs are in tension — cases where serving one segment well makes the product worse for another.</w:t>
+      </w:r>
+    </w:p>
+    <w:p>
+      <w:pPr>
+        <w:spacing w:after="240"/>
+      </w:pPr>
+      <w:r>
+        <w:t xml:space="preserve">Label as [DOCUMENTED] or [INFERRED].</w:t>
       </w:r>
     </w:p>
     <w:p>
@@ -88,22 +219,75 @@
         <w:pStyle w:val="Heading2"/>
       </w:pPr>
       <w:r>
-        <w:t xml:space="preserve">Prompt 4 — Metrics</w:t>
-      </w:r>
-    </w:p>
-    <w:p>
-      <w:r>
-        <w:t xml:space="preserve">Research the metrics story of [PRODUCT NAME]. Answer:
-1. What is the current North Star metric and how has it evolved over time?
-2. What are the 3-5 key input metrics that drive the North Star?
-3. What are the 2-3 guardrail metrics that constrain the strategy?
-4. What metric most visibly shapes product decisions — and what has this caused the team to optimize for, sometimes at the expense of other things?
-Label as [DOCUMENTED] or [INFERRED].</w:t>
-      </w:r>
-    </w:p>
-    <w:p>
-      <w:r>
-        <w:t xml:space="preserve"/>
+        <w:t xml:space="preserve">Prompt 4 — Tradeoffs</w:t>
+      </w:r>
+    </w:p>
+    <w:p>
+      <w:pPr>
+        <w:spacing w:after="60"/>
+      </w:pPr>
+      <w:r>
+        <w:t xml:space="preserve">Research 3-5 major product tradeoffs made in the history of [PRODUCT NAME]. For each tradeoff:</w:t>
+      </w:r>
+    </w:p>
+    <w:p>
+      <w:pPr>
+        <w:pStyle w:val="ListParagraph"/>
+        <w:numPr>
+          <w:ilvl w:val="0"/>
+          <w:numId w:val="2"/>
+        </w:numPr>
+        <w:spacing w:after="60"/>
+      </w:pPr>
+      <w:r>
+        <w:t xml:space="preserve">The decision that was made.</w:t>
+      </w:r>
+    </w:p>
+    <w:p>
+      <w:pPr>
+        <w:pStyle w:val="ListParagraph"/>
+        <w:numPr>
+          <w:ilvl w:val="0"/>
+          <w:numId w:val="2"/>
+        </w:numPr>
+        <w:spacing w:after="60"/>
+      </w:pPr>
+      <w:r>
+        <w:t xml:space="preserve">The road not taken — what was the real alternative?</w:t>
+      </w:r>
+    </w:p>
+    <w:p>
+      <w:pPr>
+        <w:pStyle w:val="ListParagraph"/>
+        <w:numPr>
+          <w:ilvl w:val="0"/>
+          <w:numId w:val="2"/>
+        </w:numPr>
+        <w:spacing w:after="60"/>
+      </w:pPr>
+      <w:r>
+        <w:t xml:space="preserve">The reasoning at the time — what evidence or belief drove the choice?</w:t>
+      </w:r>
+    </w:p>
+    <w:p>
+      <w:pPr>
+        <w:pStyle w:val="ListParagraph"/>
+        <w:numPr>
+          <w:ilvl w:val="0"/>
+          <w:numId w:val="2"/>
+        </w:numPr>
+        <w:spacing w:after="60"/>
+      </w:pPr>
+      <w:r>
+        <w:t xml:space="preserve">What the outcome reveals — did the tradeoff pay off, and what does it say about the team’s values?</w:t>
+      </w:r>
+    </w:p>
+    <w:p>
+      <w:pPr>
+        <w:spacing w:after="240"/>
+      </w:pPr>
+      <w:r>
+        <w:t xml:space="preserve">Label as [DOCUMENTED] or [INFERRED].</w:t>
       </w:r>
     </w:p>
     <w:p>
@@ -111,23 +295,88 @@
         <w:pStyle w:val="Heading2"/>
       </w:pPr>
       <w:r>
-        <w:t xml:space="preserve">Prompt 5 — Quiet Failures</w:t>
-      </w:r>
-    </w:p>
-    <w:p>
-      <w:r>
-        <w:t xml:space="preserve">Research the quiet failures of [PRODUCT NAME] — features that stalled, metrics that disappeared from narratives, and strategic bets that didn't pan out but weren't publicly acknowledged.
-Signals to look for:
-- Metrics that appeared in earnings calls and then stopped being mentioned
-- Features that launched with fanfare and quietly disappeared
-- Job postings that revealed a strategic priority that never shipped
-- Leadership statements that were never followed through
-Label each finding as [DOCUMENTED] or [INFERRED].</w:t>
-      </w:r>
-    </w:p>
-    <w:p>
-      <w:r>
-        <w:t xml:space="preserve"/>
+        <w:t xml:space="preserve">Prompt 5 — Metrics</w:t>
+      </w:r>
+    </w:p>
+    <w:p>
+      <w:pPr>
+        <w:spacing w:after="60"/>
+      </w:pPr>
+      <w:r>
+        <w:t xml:space="preserve">Research the metrics story of [PRODUCT NAME]. Answer:</w:t>
+      </w:r>
+    </w:p>
+    <w:p>
+      <w:pPr>
+        <w:pStyle w:val="ListParagraph"/>
+        <w:numPr>
+          <w:ilvl w:val="0"/>
+          <w:numId w:val="2"/>
+        </w:numPr>
+        <w:spacing w:after="60"/>
+      </w:pPr>
+      <w:r>
+        <w:t xml:space="preserve">What is the current North Star metric and how has it evolved over time?</w:t>
+      </w:r>
+    </w:p>
+    <w:p>
+      <w:pPr>
+        <w:pStyle w:val="ListParagraph"/>
+        <w:numPr>
+          <w:ilvl w:val="0"/>
+          <w:numId w:val="2"/>
+        </w:numPr>
+        <w:spacing w:after="60"/>
+      </w:pPr>
+      <w:r>
+        <w:t xml:space="preserve">What are the 3-5 key input metrics that drive the North Star?</w:t>
+      </w:r>
+    </w:p>
+    <w:p>
+      <w:pPr>
+        <w:pStyle w:val="ListParagraph"/>
+        <w:numPr>
+          <w:ilvl w:val="0"/>
+          <w:numId w:val="2"/>
+        </w:numPr>
+        <w:spacing w:after="60"/>
+      </w:pPr>
+      <w:r>
+        <w:t xml:space="preserve">What are the 2-3 guardrail metrics that constrain the strategy?</w:t>
+      </w:r>
+    </w:p>
+    <w:p>
+      <w:pPr>
+        <w:pStyle w:val="ListParagraph"/>
+        <w:numPr>
+          <w:ilvl w:val="0"/>
+          <w:numId w:val="2"/>
+        </w:numPr>
+        <w:spacing w:after="60"/>
+      </w:pPr>
+      <w:r>
+        <w:t xml:space="preserve">What metric most visibly shapes product decisions — and what has this caused the team to optimize for, sometimes at the expense of other things?</w:t>
+      </w:r>
+    </w:p>
+    <w:p>
+      <w:pPr>
+        <w:pStyle w:val="ListParagraph"/>
+        <w:numPr>
+          <w:ilvl w:val="0"/>
+          <w:numId w:val="2"/>
+        </w:numPr>
+        <w:spacing w:after="60"/>
+      </w:pPr>
+      <w:r>
+        <w:t xml:space="preserve">Where do the metrics diverge from stated user preferences? Identify 1-2 cases where what users say they want and what the metrics reveal they actually do are in tension — and what product decisions this gap has driven.</w:t>
+      </w:r>
+    </w:p>
+    <w:p>
+      <w:pPr>
+        <w:spacing w:after="240"/>
+      </w:pPr>
+      <w:r>
+        <w:t xml:space="preserve">Label as [DOCUMENTED] or [INFERRED].</w:t>
       </w:r>
     </w:p>
     <w:p>
@@ -135,48 +384,177 @@
         <w:pStyle w:val="Heading2"/>
       </w:pPr>
       <w:r>
-        <w:t xml:space="preserve">Prompt 6 — Synthesis</w:t>
-      </w:r>
-    </w:p>
-    <w:p>
+        <w:t xml:space="preserve">Prompt 6 — Quiet Failures</w:t>
+      </w:r>
+    </w:p>
+    <w:p>
+      <w:pPr>
+        <w:spacing w:after="120"/>
+      </w:pPr>
+      <w:r>
+        <w:t xml:space="preserve">Research the quiet failures of [PRODUCT NAME] — features that stalled, metrics that disappeared from narratives, and strategic bets that didn’t pan out but weren’t publicly acknowledged.</w:t>
+      </w:r>
+    </w:p>
+    <w:p>
+      <w:pPr>
+        <w:spacing w:after="60"/>
+      </w:pPr>
+      <w:r>
+        <w:t xml:space="preserve">Signals to look for:</w:t>
+      </w:r>
+    </w:p>
+    <w:p>
+      <w:pPr>
+        <w:pStyle w:val="ListParagraph"/>
+        <w:numPr>
+          <w:ilvl w:val="0"/>
+          <w:numId w:val="3"/>
+        </w:numPr>
+        <w:spacing w:after="60"/>
+      </w:pPr>
+      <w:r>
+        <w:t xml:space="preserve">Metrics that appeared in earnings calls and then stopped being mentioned</w:t>
+      </w:r>
+    </w:p>
+    <w:p>
+      <w:pPr>
+        <w:pStyle w:val="ListParagraph"/>
+        <w:numPr>
+          <w:ilvl w:val="0"/>
+          <w:numId w:val="3"/>
+        </w:numPr>
+        <w:spacing w:after="60"/>
+      </w:pPr>
+      <w:r>
+        <w:t xml:space="preserve">Features that launched with fanfare and quietly disappeared</w:t>
+      </w:r>
+    </w:p>
+    <w:p>
+      <w:pPr>
+        <w:pStyle w:val="ListParagraph"/>
+        <w:numPr>
+          <w:ilvl w:val="0"/>
+          <w:numId w:val="3"/>
+        </w:numPr>
+        <w:spacing w:after="60"/>
+      </w:pPr>
+      <w:r>
+        <w:t xml:space="preserve">Job postings that revealed a strategic priority that never shipped</w:t>
+      </w:r>
+    </w:p>
+    <w:p>
+      <w:pPr>
+        <w:pStyle w:val="ListParagraph"/>
+        <w:numPr>
+          <w:ilvl w:val="0"/>
+          <w:numId w:val="3"/>
+        </w:numPr>
+        <w:spacing w:after="60"/>
+      </w:pPr>
+      <w:r>
+        <w:t xml:space="preserve">Leadership statements that were never followed through</w:t>
+      </w:r>
+    </w:p>
+    <w:p>
+      <w:pPr>
+        <w:pStyle w:val="ListParagraph"/>
+        <w:numPr>
+          <w:ilvl w:val="0"/>
+          <w:numId w:val="3"/>
+        </w:numPr>
+        <w:spacing w:after="60"/>
+      </w:pPr>
+      <w:r>
+        <w:t xml:space="preserve">User workarounds or compensating behaviors — things users do outside the product to meet a need the product hasn’t addressed, which reveal latent needs that never got built</w:t>
+      </w:r>
+    </w:p>
+    <w:p>
+      <w:pPr>
+        <w:spacing w:after="240"/>
+      </w:pPr>
+      <w:r>
+        <w:t xml:space="preserve">Label each finding as [DOCUMENTED] or [INFERRED].</w:t>
+      </w:r>
+    </w:p>
+    <w:p>
+      <w:pPr>
+        <w:pStyle w:val="Heading2"/>
+      </w:pPr>
+      <w:r>
+        <w:t xml:space="preserve">Prompt 7 — Synthesis</w:t>
+      </w:r>
+    </w:p>
+    <w:p>
+      <w:pPr>
+        <w:spacing w:after="120"/>
+      </w:pPr>
       <w:r>
         <w:rPr>
           <w:i/>
           <w:iCs/>
-          <w:color w:val="666666"/>
         </w:rPr>
         <w:t xml:space="preserve">Run this last, in the same thread. Do not start a new conversation.</w:t>
       </w:r>
     </w:p>
     <w:p>
-      <w:r>
-        <w:t xml:space="preserve">Using all the research above as context, produce the synthesis in this exact format:
-One-line thesis: What [PRODUCT NAME] actually is strategically, not what it appears to be.
-The most important tradeoff: The single decision that most shaped what the product became.
-The metric that reveals actual values: Not the stated North Star — the metric that most visibly drove decisions.
-The most interesting open problem: What is still unresolved that a PM joining this team would need to have a view on?
-One prepared opinion: A specific, defensible point of view you could share in an interview about this product.
-Keep this tight — half a page maximum.</w:t>
-      </w:r>
-    </w:p>
-    <w:p>
-      <w:r>
-        <w:t xml:space="preserve"/>
-      </w:r>
-    </w:p>
-    <w:p>
-      <w:pPr>
-        <w:pBdr>
-          <w:bottom w:val="single" w:color="CCCCCC" w:sz="6"/>
-        </w:pBdr>
-      </w:pPr>
-      <w:r>
-        <w:t xml:space="preserve"/>
-      </w:r>
-    </w:p>
-    <w:p>
-      <w:r>
-        <w:t xml:space="preserve"/>
+      <w:pPr>
+        <w:spacing w:after="120"/>
+      </w:pPr>
+      <w:r>
+        <w:t xml:space="preserve">Using all the research above as context, produce the synthesis in this exact format:</w:t>
+      </w:r>
+    </w:p>
+    <w:p>
+      <w:pPr>
+        <w:spacing w:after="100"/>
+        <w:ind w:left="360"/>
+      </w:pPr>
+      <w:r>
+        <w:t xml:space="preserve">One-line thesis: What [PRODUCT NAME] actually is strategically, not what it appears to be.</w:t>
+      </w:r>
+    </w:p>
+    <w:p>
+      <w:pPr>
+        <w:spacing w:after="100"/>
+        <w:ind w:left="360"/>
+      </w:pPr>
+      <w:r>
+        <w:t xml:space="preserve">The most important tradeoff: The single decision that most shaped what the product became.</w:t>
+      </w:r>
+    </w:p>
+    <w:p>
+      <w:pPr>
+        <w:spacing w:after="100"/>
+        <w:ind w:left="360"/>
+      </w:pPr>
+      <w:r>
+        <w:t xml:space="preserve">The metric that reveals actual values: Not the stated North Star — the metric that most visibly drove decisions.</w:t>
+      </w:r>
+    </w:p>
+    <w:p>
+      <w:pPr>
+        <w:spacing w:after="100"/>
+        <w:ind w:left="360"/>
+      </w:pPr>
+      <w:r>
+        <w:t xml:space="preserve">The most interesting open problem: What is still unresolved that a PM joining this team would need to have a view on?</w:t>
+      </w:r>
+    </w:p>
+    <w:p>
+      <w:pPr>
+        <w:spacing w:after="100"/>
+        <w:ind w:left="360"/>
+      </w:pPr>
+      <w:r>
+        <w:t xml:space="preserve">One prepared opinion: A specific, defensible point of view you could share in an interview about this product.</w:t>
+      </w:r>
+    </w:p>
+    <w:p>
+      <w:pPr>
+        <w:spacing w:after="240"/>
+      </w:pPr>
+      <w:r>
+        <w:t xml:space="preserve">Keep this tight — half a page maximum.</w:t>
       </w:r>
     </w:p>
     <w:p>
@@ -188,24 +566,101 @@
       </w:r>
     </w:p>
     <w:p>
+      <w:pPr>
+        <w:spacing w:after="120"/>
+      </w:pPr>
       <w:r>
         <w:rPr>
           <w:i/>
           <w:iCs/>
-          <w:color w:val="666666"/>
         </w:rPr>
         <w:t xml:space="preserve">Run this after all prompts are complete, in the same thread.</w:t>
       </w:r>
     </w:p>
     <w:p>
-      <w:r>
-        <w:t xml:space="preserve">Produce a Word document (.docx) with the following structure:
-1. Title: [research type] — [subject] — [month and year]
-2. Synthesis section first — the full synthesis output, prominently placed, with no [DOCUMENTED] or [INFERRED] labels
-3. Full research sections — each prompt output as a clearly labeled section with headings, in the order the prompts were run
-4. All [DOCUMENTED] and [INFERRED] labels preserved in the full research sections
-5. Tables formatted as proper tables, not plain text
-6. Bullet points formatted as proper lists, not dashes or plain text</w:t>
+      <w:pPr>
+        <w:spacing w:after="60"/>
+      </w:pPr>
+      <w:r>
+        <w:t xml:space="preserve">Produce a Word document (.docx) with the following structure:</w:t>
+      </w:r>
+    </w:p>
+    <w:p>
+      <w:pPr>
+        <w:pStyle w:val="ListParagraph"/>
+        <w:numPr>
+          <w:ilvl w:val="0"/>
+          <w:numId w:val="2"/>
+        </w:numPr>
+        <w:spacing w:after="60"/>
+      </w:pPr>
+      <w:r>
+        <w:t xml:space="preserve">Title: [research type] — [subject] — [month and year]</w:t>
+      </w:r>
+    </w:p>
+    <w:p>
+      <w:pPr>
+        <w:pStyle w:val="ListParagraph"/>
+        <w:numPr>
+          <w:ilvl w:val="0"/>
+          <w:numId w:val="2"/>
+        </w:numPr>
+        <w:spacing w:after="60"/>
+      </w:pPr>
+      <w:r>
+        <w:t xml:space="preserve">Synthesis section first — the full synthesis output, prominently placed, with no [DOCUMENTED] or [INFERRED] labels</w:t>
+      </w:r>
+    </w:p>
+    <w:p>
+      <w:pPr>
+        <w:pStyle w:val="ListParagraph"/>
+        <w:numPr>
+          <w:ilvl w:val="0"/>
+          <w:numId w:val="2"/>
+        </w:numPr>
+        <w:spacing w:after="60"/>
+      </w:pPr>
+      <w:r>
+        <w:t xml:space="preserve">Full research sections — each prompt output as a clearly labeled section with headings, in the order the prompts were run</w:t>
+      </w:r>
+    </w:p>
+    <w:p>
+      <w:pPr>
+        <w:pStyle w:val="ListParagraph"/>
+        <w:numPr>
+          <w:ilvl w:val="0"/>
+          <w:numId w:val="2"/>
+        </w:numPr>
+        <w:spacing w:after="60"/>
+      </w:pPr>
+      <w:r>
+        <w:t xml:space="preserve">All [DOCUMENTED] and [INFERRED] labels preserved in the full research sections</w:t>
+      </w:r>
+    </w:p>
+    <w:p>
+      <w:pPr>
+        <w:pStyle w:val="ListParagraph"/>
+        <w:numPr>
+          <w:ilvl w:val="0"/>
+          <w:numId w:val="2"/>
+        </w:numPr>
+        <w:spacing w:after="60"/>
+      </w:pPr>
+      <w:r>
+        <w:t xml:space="preserve">Tables formatted as proper tables, not plain text</w:t>
+      </w:r>
+    </w:p>
+    <w:p>
+      <w:pPr>
+        <w:pStyle w:val="ListParagraph"/>
+        <w:numPr>
+          <w:ilvl w:val="0"/>
+          <w:numId w:val="2"/>
+        </w:numPr>
+        <w:spacing w:after="60"/>
+      </w:pPr>
+      <w:r>
+        <w:t xml:space="preserve">Bullet points formatted as proper lists, not dashes or plain text</w:t>
       </w:r>
     </w:p>
     <w:sectPr>
@@ -222,6 +677,43 @@
 <w:comments xmlns:cx="http://schemas.microsoft.com/office/drawing/2014/chartex" xmlns:cx1="http://schemas.microsoft.com/office/drawing/2015/9/8/chartex" xmlns:cx2="http://schemas.microsoft.com/office/drawing/2015/10/21/chartex" xmlns:cx3="http://schemas.microsoft.com/office/drawing/2016/5/9/chartex" xmlns:cx4="http://schemas.microsoft.com/office/drawing/2016/5/10/chartex" xmlns:cx5="http://schemas.microsoft.com/office/drawing/2016/5/11/chartex" xmlns:cx6="http://schemas.microsoft.com/office/drawing/2016/5/12/chartex" xmlns:cx7="http://schemas.microsoft.com/office/drawing/2016/5/13/chartex" xmlns:cx8="http://schemas.microsoft.com/office/drawing/2016/5/14/chartex" xmlns:mc="http://schemas.openxmlformats.org/markup-compatibility/2006" xmlns:aink="http://schemas.microsoft.com/office/drawing/2016/ink" xmlns:am3d="http://schemas.microsoft.com/office/drawing/2017/model3d" xmlns:o="urn:schemas-microsoft-com:office:office" xmlns:r="http://schemas.openxmlformats.org/officeDocument/2006/relationships" xmlns:m="http://schemas.openxmlformats.org/officeDocument/2006/math" xmlns:v="urn:schemas-microsoft-com:vml" xmlns:wp14="http://schemas.microsoft.com/office/word/2010/wordprocessingDrawing" xmlns:wp="http://schemas.openxmlformats.org/drawingml/2006/wordprocessingDrawing" xmlns:w10="urn:schemas-microsoft-com:office:word" xmlns:w="http://schemas.openxmlformats.org/wordprocessingml/2006/main" xmlns:w14="http://schemas.microsoft.com/office/word/2010/wordml" xmlns:w15="http://schemas.microsoft.com/office/word/2012/wordml" xmlns:w16cex="http://schemas.microsoft.com/office/word/2018/wordml/cex" xmlns:w16cid="http://schemas.microsoft.com/office/word/2016/wordml/cid" xmlns:w16="http://schemas.microsoft.com/office/word/2018/wordml" xmlns:w16sdtdh="http://schemas.microsoft.com/office/word/2020/wordml/sdtdatahash" xmlns:w16se="http://schemas.microsoft.com/office/word/2015/wordml/symex" xmlns:wpg="http://schemas.microsoft.com/office/word/2010/wordprocessingGroup" xmlns:wpi="http://schemas.microsoft.com/office/word/2010/wordprocessingInk" xmlns:wne="http://schemas.microsoft.com/office/word/2006/wordml" xmlns:wps="http://schemas.microsoft.com/office/word/2010/wordprocessingShape"/>
 </file>
 
+<file path=word/endnotes.xml><?xml version="1.0" encoding="utf-8"?>
+<w:endnotes xmlns:wpc="http://schemas.microsoft.com/office/word/2010/wordprocessingCanvas" xmlns:mc="http://schemas.openxmlformats.org/markup-compatibility/2006" xmlns:o="urn:schemas-microsoft-com:office:office" xmlns:r="http://schemas.openxmlformats.org/officeDocument/2006/relationships" xmlns:m="http://schemas.openxmlformats.org/officeDocument/2006/math" xmlns:v="urn:schemas-microsoft-com:vml" xmlns:wp14="http://schemas.microsoft.com/office/word/2010/wordprocessingDrawing" xmlns:wp="http://schemas.openxmlformats.org/drawingml/2006/wordprocessingDrawing" xmlns:w10="urn:schemas-microsoft-com:office:word" xmlns:w="http://schemas.openxmlformats.org/wordprocessingml/2006/main" xmlns:w14="http://schemas.microsoft.com/office/word/2010/wordml" xmlns:w15="http://schemas.microsoft.com/office/word/2012/wordml" xmlns:wpg="http://schemas.microsoft.com/office/word/2010/wordprocessingGroup" xmlns:wpi="http://schemas.microsoft.com/office/word/2010/wordprocessingInk" xmlns:wne="http://schemas.microsoft.com/office/word/2006/wordml" xmlns:wps="http://schemas.microsoft.com/office/word/2010/wordprocessingShape" mc:Ignorable="w14 w15 wp14">
+  <w:endnote w:type="separator" w:id="-1">
+    <w:p>
+      <w:pPr>
+        <w:spacing w:after="0" w:line="240" w:lineRule="auto"/>
+      </w:pPr>
+      <w:r>
+        <w:rPr>
+          <w:rStyle w:val="EndnoteReference"/>
+        </w:rPr>
+        <w:endnoteRef/>
+      </w:r>
+      <w:r>
+        <w:separator/>
+      </w:r>
+    </w:p>
+  </w:endnote>
+  <w:endnote w:type="continuationSeparator" w:id="0">
+    <w:p>
+      <w:pPr>
+        <w:spacing w:after="0" w:line="240" w:lineRule="auto"/>
+      </w:pPr>
+      <w:r>
+        <w:rPr>
+          <w:rStyle w:val="EndnoteReference"/>
+        </w:rPr>
+        <w:endnoteRef/>
+      </w:r>
+      <w:r>
+        <w:continuationSeparator/>
+      </w:r>
+    </w:p>
+  </w:endnote>
+</w:endnotes>
+</file>
+
 <file path=word/footnotes.xml><?xml version="1.0" encoding="utf-8"?>
 <w:footnotes xmlns:wpc="http://schemas.microsoft.com/office/word/2010/wordprocessingCanvas" xmlns:mc="http://schemas.openxmlformats.org/markup-compatibility/2006" xmlns:o="urn:schemas-microsoft-com:office:office" xmlns:r="http://schemas.openxmlformats.org/officeDocument/2006/relationships" xmlns:m="http://schemas.openxmlformats.org/officeDocument/2006/math" xmlns:v="urn:schemas-microsoft-com:vml" xmlns:wp14="http://schemas.microsoft.com/office/word/2010/wordprocessingDrawing" xmlns:wp="http://schemas.openxmlformats.org/drawingml/2006/wordprocessingDrawing" xmlns:w10="urn:schemas-microsoft-com:office:word" xmlns:w="http://schemas.openxmlformats.org/wordprocessingml/2006/main" xmlns:w14="http://schemas.microsoft.com/office/word/2010/wordml" xmlns:w15="http://schemas.microsoft.com/office/word/2012/wordml" xmlns:wpg="http://schemas.microsoft.com/office/word/2010/wordprocessingGroup" xmlns:wpi="http://schemas.microsoft.com/office/word/2010/wordprocessingInk" xmlns:wne="http://schemas.microsoft.com/office/word/2006/wordml" xmlns:wps="http://schemas.microsoft.com/office/word/2010/wordprocessingShape" mc:Ignorable="w14 w15 wp14">
   <w:footnote w:type="separator" w:id="-1">
@@ -349,8 +841,8 @@
     <w:multiLevelType w:val="hybridMultilevel"/>
     <w:lvl w:ilvl="0" w15:tentative="1">
       <w:start w:val="1"/>
-      <w:numFmt w:val="bullet"/>
-      <w:lvlText w:val="•"/>
+      <w:numFmt w:val="decimal"/>
+      <w:lvlText w:val="%1."/>
       <w:lvlJc w:val="left"/>
       <w:pPr>
         <w:ind w:left="720" w:hanging="360"/>
@@ -361,8 +853,8 @@
     <w:multiLevelType w:val="hybridMultilevel"/>
     <w:lvl w:ilvl="0" w15:tentative="1">
       <w:start w:val="1"/>
-      <w:numFmt w:val="decimal"/>
-      <w:lvlText w:val="%1."/>
+      <w:numFmt w:val="bullet"/>
+      <w:lvlText w:val="•"/>
       <w:lvlJc w:val="left"/>
       <w:pPr>
         <w:ind w:left="720" w:hanging="360"/>
@@ -371,6 +863,18 @@
   </w:abstractNum>
   <w:num w:numId="1">
     <w:abstractNumId w:val="1"/>
+    <w:lvlOverride w:ilvl="0">
+      <w:startOverride w:val="1"/>
+    </w:lvlOverride>
+  </w:num>
+  <w:num w:numId="2">
+    <w:abstractNumId w:val="2"/>
+    <w:lvlOverride w:ilvl="0">
+      <w:startOverride w:val="1"/>
+    </w:lvlOverride>
+  </w:num>
+  <w:num w:numId="3">
+    <w:abstractNumId w:val="3"/>
     <w:lvlOverride w:ilvl="0">
       <w:startOverride w:val="1"/>
     </w:lvlOverride>
@@ -524,22 +1028,59 @@
       <w:szCs w:val="20"/>
     </w:rPr>
   </w:style>
+  <w:style w:type="character" w:styleId="EndnoteReference">
+    <w:name w:val="endnote reference"/>
+    <w:basedOn w:val="DefaultParagraphFont"/>
+    <w:uiPriority w:val="99"/>
+    <w:semiHidden/>
+    <w:unhideWhenUsed/>
+    <w:rPr>
+      <w:vertAlign w:val="superscript"/>
+    </w:rPr>
+  </w:style>
+  <w:style w:type="paragraph" w:styleId="EndnoteText">
+    <w:name w:val="endnote text"/>
+    <w:basedOn w:val="Normal"/>
+    <w:link w:val="EndnoteTextChar"/>
+    <w:uiPriority w:val="99"/>
+    <w:semiHidden/>
+    <w:unhideWhenUsed/>
+    <w:pPr>
+      <w:spacing w:after="0" w:line="240" w:lineRule="auto"/>
+    </w:pPr>
+    <w:rPr>
+      <w:sz w:val="20"/>
+      <w:szCs w:val="20"/>
+    </w:rPr>
+  </w:style>
+  <w:style w:type="character" w:styleId="EndnoteTextChar">
+    <w:name w:val="Endnote Text Char"/>
+    <w:basedOn w:val="DefaultParagraphFont"/>
+    <w:link w:val="EndnoteText"/>
+    <w:uiPriority w:val="99"/>
+    <w:semiHidden/>
+    <w:unhideWhenUsed/>
+    <w:rPr>
+      <w:sz w:val="20"/>
+      <w:szCs w:val="20"/>
+    </w:rPr>
+  </w:style>
   <w:style w:type="paragraph" w:styleId="Heading1">
     <w:name w:val="Heading 1"/>
     <w:basedOn w:val="Normal"/>
     <w:next w:val="Normal"/>
     <w:qFormat/>
     <w:pPr>
-      <w:spacing w:before="320" w:after="160"/>
+      <w:spacing w:after="120" w:before="360"/>
       <w:outlineLvl w:val="0"/>
     </w:pPr>
     <w:rPr>
       <w:rFonts w:ascii="Arial" w:cs="Arial" w:eastAsia="Arial" w:hAnsi="Arial"/>
       <w:b/>
       <w:bCs/>
-      <w:color w:val="1a1a1a"/>
-      <w:sz w:val="32"/>
-      <w:szCs w:val="32"/>
+      <w:color w:val="1F3864"/>
+      <w:sz w:val="36"/>
+      <w:szCs w:val="36"/>
     </w:rPr>
   </w:style>
   <w:style w:type="paragraph" w:styleId="Heading2">
@@ -548,7 +1089,7 @@
     <w:next w:val="Normal"/>
     <w:qFormat/>
     <w:pPr>
-      <w:spacing w:before="240" w:after="120"/>
+      <w:spacing w:after="120" w:before="240"/>
       <w:outlineLvl w:val="1"/>
     </w:pPr>
     <w:rPr>
@@ -556,8 +1097,8 @@
       <w:b/>
       <w:bCs/>
       <w:color w:val="2E75B6"/>
-      <w:sz w:val="26"/>
-      <w:szCs w:val="26"/>
+      <w:sz w:val="28"/>
+      <w:szCs w:val="28"/>
     </w:rPr>
   </w:style>
 </w:styles>
